--- a/corpus/synthetic/table-style__005.docx
+++ b/corpus/synthetic/table-style__005.docx
@@ -2,11 +2,79 @@
 <file path=word/document.xml><?xml version="1.0" encoding="utf-8"?>
 <w:document xmlns:w="http://schemas.openxmlformats.org/wordprocessingml/2006/main" xmlns:r="http://schemas.openxmlformats.org/officeDocument/2006/relationships" xmlns:wp="http://schemas.openxmlformats.org/drawingml/2006/wordprocessingDrawing" xmlns:a="http://schemas.openxmlformats.org/drawingml/2006/main" xmlns:pic="http://schemas.openxmlformats.org/drawingml/2006/picture" xmlns:m="http://schemas.openxmlformats.org/officeDocument/2006/math">
   <w:body>
-    <w:p>
-      <w:r>
-        <w:t>x</w:t>
-      </w:r>
-    </w:p>
+    <w:tbl>
+      <w:tblPr>
+        <w:tblStyle w:val="GridBlue"/>
+        <w:tblLook w:firstRow="1" w:noHBand="0"/>
+      </w:tblPr>
+      <w:tr>
+        <w:tc>
+          <w:p>
+            <w:r>
+              <w:t>表头A</w:t>
+            </w:r>
+          </w:p>
+        </w:tc>
+        <w:tc>
+          <w:p>
+            <w:r>
+              <w:t>表头B</w:t>
+            </w:r>
+          </w:p>
+        </w:tc>
+      </w:tr>
+      <w:tr>
+        <w:tc>
+          <w:tcPr>
+            <w:shd w:val="clear" w:color="auto" w:fill="FF0000"/>
+          </w:tcPr>
+          <w:p>
+            <w:r>
+              <w:t>一1</w:t>
+            </w:r>
+          </w:p>
+        </w:tc>
+        <w:tc>
+          <w:p>
+            <w:r>
+              <w:t>一2</w:t>
+            </w:r>
+          </w:p>
+        </w:tc>
+      </w:tr>
+      <w:tr>
+        <w:tc>
+          <w:p>
+            <w:r>
+              <w:t>二1</w:t>
+            </w:r>
+          </w:p>
+        </w:tc>
+        <w:tc>
+          <w:p>
+            <w:r>
+              <w:t>二2</w:t>
+            </w:r>
+          </w:p>
+        </w:tc>
+      </w:tr>
+      <w:tr>
+        <w:tc>
+          <w:p>
+            <w:r>
+              <w:t>三1</w:t>
+            </w:r>
+          </w:p>
+        </w:tc>
+        <w:tc>
+          <w:p>
+            <w:r>
+              <w:t>三2</w:t>
+            </w:r>
+          </w:p>
+        </w:tc>
+      </w:tr>
+    </w:tbl>
     <w:sectPr>
       <w:pgSz w:w="11906" w:h="16838"/>
       <w:pgMar w:top="1440" w:right="1440" w:bottom="1440" w:left="1440" w:header="708" w:footer="708" w:gutter="0"/>
@@ -53,18 +121,31 @@
       <w:u w:val="single"/>
     </w:rPr>
   </w:style>
-  <w:style w:type="table" w:styleId="SpacedParent">
-    <w:name w:val="Spaced"/>
-    <w:pPr>
-      <w:spacing w:before="120" w:after="0" w:line="240" w:lineRule="auto"/>
-    </w:pPr>
+  <w:style w:type="table" w:styleId="GridBlue">
+    <w:name w:val="Grid Table Blue"/>
+    <w:tblStylePr w:type="firstRow">
+      <w:rPr>
+        <w:b/>
+        <w:color w:val="FFFFFF"/>
+      </w:rPr>
+      <w:tcPr>
+        <w:shd w:val="clear" w:color="auto" w:fill="4472C4"/>
+      </w:tcPr>
+    </w:tblStylePr>
+    <w:tblStylePr w:type="band1Horz">
+      <w:tcPr>
+        <w:shd w:val="clear" w:color="auto" w:fill="D9E2F3"/>
+      </w:tcPr>
+    </w:tblStylePr>
   </w:style>
-  <w:style w:type="table" w:styleId="SpacedChild">
-    <w:name w:val="Spaced Child"/>
-    <w:basedOn w:val="SpacedParent"/>
-    <w:pPr>
-      <w:spacing w:after="60"/>
-    </w:pPr>
+  <w:style w:type="table" w:styleId="GridBlueChild">
+    <w:name w:val="Child"/>
+    <w:basedOn w:val="GridBlue"/>
+    <w:tblStylePr w:type="band1Horz">
+      <w:tcPr>
+        <w:shd w:val="clear" w:color="auto" w:fill="EEEEEE"/>
+      </w:tcPr>
+    </w:tblStylePr>
   </w:style>
 </w:styles>
 </file>